--- a/Rodrigo/React Node/Rodrigo Fernandez.docx
+++ b/Rodrigo/React Node/Rodrigo Fernandez.docx
@@ -271,6 +271,7 @@
           <w:numId w:val="8"/>
         </w:numPr>
         <w:spacing w:before="100" w:beforeAutospacing="1" w:after="100" w:afterAutospacing="1"/>
+        <w:jc w:val="both"/>
         <w:rPr>
           <w:szCs w:val="24"/>
         </w:rPr>
@@ -349,6 +350,7 @@
           <w:numId w:val="8"/>
         </w:numPr>
         <w:spacing w:before="100" w:beforeAutospacing="1" w:after="100" w:afterAutospacing="1"/>
+        <w:jc w:val="both"/>
         <w:rPr>
           <w:szCs w:val="24"/>
         </w:rPr>
@@ -386,7 +388,15 @@
         <w:rPr>
           <w:szCs w:val="24"/>
         </w:rPr>
-        <w:t>GraphQL</w:t>
+        <w:t>Graph</w:t>
+      </w:r>
+      <w:bookmarkStart w:id="0" w:name="_GoBack"/>
+      <w:bookmarkEnd w:id="0"/>
+      <w:r>
+        <w:rPr>
+          <w:szCs w:val="24"/>
+        </w:rPr>
+        <w:t>QL</w:t>
       </w:r>
       <w:proofErr w:type="spellEnd"/>
       <w:r>
@@ -417,6 +427,7 @@
           <w:numId w:val="8"/>
         </w:numPr>
         <w:spacing w:before="100" w:beforeAutospacing="1" w:after="100" w:afterAutospacing="1"/>
+        <w:jc w:val="both"/>
         <w:rPr>
           <w:szCs w:val="24"/>
         </w:rPr>
@@ -471,6 +482,7 @@
           <w:numId w:val="8"/>
         </w:numPr>
         <w:spacing w:before="100" w:beforeAutospacing="1" w:after="100" w:afterAutospacing="1"/>
+        <w:jc w:val="both"/>
         <w:rPr>
           <w:szCs w:val="24"/>
         </w:rPr>
@@ -525,6 +537,7 @@
           <w:numId w:val="8"/>
         </w:numPr>
         <w:spacing w:before="100" w:beforeAutospacing="1" w:after="100" w:afterAutospacing="1"/>
+        <w:jc w:val="both"/>
         <w:rPr>
           <w:szCs w:val="24"/>
         </w:rPr>
@@ -2593,8 +2606,6 @@
         </w:rPr>
         <w:t>)</w:t>
       </w:r>
-      <w:bookmarkStart w:id="0" w:name="_GoBack"/>
-      <w:bookmarkEnd w:id="0"/>
     </w:p>
     <w:sectPr>
       <w:pgSz w:w="12240" w:h="15840"/>

--- a/Rodrigo/React Node/Rodrigo Fernandez.docx
+++ b/Rodrigo/React Node/Rodrigo Fernandez.docx
@@ -388,15 +388,7 @@
         <w:rPr>
           <w:szCs w:val="24"/>
         </w:rPr>
-        <w:t>Graph</w:t>
-      </w:r>
-      <w:bookmarkStart w:id="0" w:name="_GoBack"/>
-      <w:bookmarkEnd w:id="0"/>
-      <w:r>
-        <w:rPr>
-          <w:szCs w:val="24"/>
-        </w:rPr>
-        <w:t>QL</w:t>
+        <w:t>GraphQL</w:t>
       </w:r>
       <w:proofErr w:type="spellEnd"/>
       <w:r>
@@ -675,6 +667,7 @@
           <w:i/>
         </w:rPr>
       </w:pPr>
+      <w:bookmarkStart w:id="0" w:name="_GoBack"/>
       <w:proofErr w:type="spellStart"/>
       <w:r>
         <w:rPr>
@@ -717,6 +710,7 @@
         <w:t>)</w:t>
       </w:r>
     </w:p>
+    <w:bookmarkEnd w:id="0"/>
     <w:p>
       <w:pPr>
         <w:pStyle w:val="ListParagraph"/>
@@ -2482,40 +2476,6 @@
           <w:szCs w:val="24"/>
         </w:rPr>
         <w:t>Resolved early-stage bugs related to inconsistent form validation and SQL query results by reproducing issues locally, checking logs, and working with mentors to apply safer input-handling rules.</w:t>
-      </w:r>
-    </w:p>
-    <w:p>
-      <w:pPr>
-        <w:pStyle w:val="ListParagraph"/>
-        <w:numPr>
-          <w:ilvl w:val="0"/>
-          <w:numId w:val="19"/>
-        </w:numPr>
-        <w:spacing w:before="100" w:beforeAutospacing="1" w:after="100" w:afterAutospacing="1"/>
-        <w:jc w:val="both"/>
-        <w:rPr>
-          <w:szCs w:val="24"/>
-        </w:rPr>
-      </w:pPr>
-      <w:r>
-        <w:rPr>
-          <w:szCs w:val="24"/>
-        </w:rPr>
-        <w:t xml:space="preserve">Learned professional engineering practices around code reviews, source control, test cases, documentation, and release discipline, which later became the foundation for stronger </w:t>
-      </w:r>
-      <w:r>
-        <w:rPr>
-          <w:b/>
-          <w:bCs/>
-          <w:szCs w:val="24"/>
-        </w:rPr>
-        <w:t>React.js</w:t>
-      </w:r>
-      <w:r>
-        <w:rPr>
-          <w:szCs w:val="24"/>
-        </w:rPr>
-        <w:t xml:space="preserve"> and full-stack delivery.</w:t>
       </w:r>
     </w:p>
     <w:p>

--- a/Rodrigo/React Node/Rodrigo Fernandez.docx
+++ b/Rodrigo/React Node/Rodrigo Fernandez.docx
@@ -111,13 +111,15 @@
         <w:rPr>
           <w:szCs w:val="24"/>
         </w:rPr>
-        <w:t>www.linkedin.com/in/rodrigobermejo-fernández-9a5a0664</w:t>
-      </w:r>
-      <w:r>
-        <w:rPr>
-          <w:szCs w:val="24"/>
-        </w:rPr>
-        <w:t xml:space="preserve"> | </w:t>
+        <w:t>https://www.linkedin.com/in/rodrigo-bermejo-fern%C3%A1ndez-9a5a0664/</w:t>
+      </w:r>
+      <w:bookmarkStart w:id="0" w:name="_GoBack"/>
+      <w:bookmarkEnd w:id="0"/>
+      <w:r>
+        <w:rPr>
+          <w:szCs w:val="24"/>
+        </w:rPr>
+        <w:t xml:space="preserve">| </w:t>
       </w:r>
       <w:r>
         <w:rPr>
@@ -667,7 +669,6 @@
           <w:i/>
         </w:rPr>
       </w:pPr>
-      <w:bookmarkStart w:id="0" w:name="_GoBack"/>
       <w:proofErr w:type="spellStart"/>
       <w:r>
         <w:rPr>
@@ -710,7 +711,6 @@
         <w:t>)</w:t>
       </w:r>
     </w:p>
-    <w:bookmarkEnd w:id="0"/>
     <w:p>
       <w:pPr>
         <w:pStyle w:val="ListParagraph"/>

--- a/Rodrigo/React Node/Rodrigo Fernandez.docx
+++ b/Rodrigo/React Node/Rodrigo Fernandez.docx
@@ -87,6 +87,11 @@
           <w:szCs w:val="24"/>
         </w:rPr>
         <w:br/>
+      </w:r>
+      <w:r>
+        <w:rPr>
+          <w:szCs w:val="24"/>
+        </w:rPr>
         <w:t xml:space="preserve">Katy, Texas </w:t>
       </w:r>
       <w:r>
@@ -99,34 +104,40 @@
         <w:rPr>
           <w:szCs w:val="24"/>
         </w:rPr>
-        <w:t>+1 (407) 801-1287</w:t>
-      </w:r>
-      <w:r>
-        <w:rPr>
-          <w:szCs w:val="24"/>
-        </w:rPr>
-        <w:t xml:space="preserve"> | </w:t>
+        <w:t>+</w:t>
+      </w:r>
+      <w:r>
+        <w:rPr>
+          <w:szCs w:val="24"/>
+        </w:rPr>
+        <w:t>1 (430) 279-2231</w:t>
+      </w:r>
+      <w:r>
+        <w:rPr>
+          <w:szCs w:val="24"/>
+        </w:rPr>
+        <w:t xml:space="preserve">| </w:t>
       </w:r>
       <w:r>
         <w:rPr>
           <w:szCs w:val="24"/>
         </w:rPr>
         <w:t>https://www.linkedin.com/in/rodrigo-bermejo-fern%C3%A1ndez-9a5a0664/</w:t>
+      </w:r>
+      <w:r>
+        <w:rPr>
+          <w:szCs w:val="24"/>
+        </w:rPr>
+        <w:t xml:space="preserve">| </w:t>
+      </w:r>
+      <w:r>
+        <w:rPr>
+          <w:szCs w:val="24"/>
+        </w:rPr>
+        <w:t>rodrigobfdev@gmail.com</w:t>
       </w:r>
       <w:bookmarkStart w:id="0" w:name="_GoBack"/>
       <w:bookmarkEnd w:id="0"/>
-      <w:r>
-        <w:rPr>
-          <w:szCs w:val="24"/>
-        </w:rPr>
-        <w:t xml:space="preserve">| </w:t>
-      </w:r>
-      <w:r>
-        <w:rPr>
-          <w:szCs w:val="24"/>
-        </w:rPr>
-        <w:t>rodrigobfdev@gmail.com</w:t>
-      </w:r>
     </w:p>
     <w:p>
       <w:pPr>
